--- a/SILABUS PROGRAMER.docx
+++ b/SILABUS PROGRAMER.docx
@@ -1,6 +1,6 @@
 
 <file path=word/document.xml><?xml version="1.0" encoding="utf-8"?>
-<w:document xmlns:wpc="http://schemas.microsoft.com/office/word/2010/wordprocessingCanvas" xmlns:cx="http://schemas.microsoft.com/office/drawing/2014/chartex" xmlns:cx1="http://schemas.microsoft.com/office/drawing/2015/9/8/chartex" xmlns:cx2="http://schemas.microsoft.com/office/drawing/2015/10/21/chartex" xmlns:cx3="http://schemas.microsoft.com/office/drawing/2016/5/9/chartex" xmlns:cx4="http://schemas.microsoft.com/office/drawing/2016/5/10/chartex" xmlns:cx5="http://schemas.microsoft.com/office/drawing/2016/5/11/chartex" xmlns:cx6="http://schemas.microsoft.com/office/drawing/2016/5/12/chartex" xmlns:cx7="http://schemas.microsoft.com/office/drawing/2016/5/13/chartex" xmlns:cx8="http://schemas.microsoft.com/office/drawing/2016/5/14/chartex" xmlns:mc="http://schemas.openxmlformats.org/markup-compatibility/2006" xmlns:aink="http://schemas.microsoft.com/office/drawing/2016/ink" xmlns:am3d="http://schemas.microsoft.com/office/drawing/2017/model3d" xmlns:o="urn:schemas-microsoft-com:office:office" xmlns:oel="http://schemas.microsoft.com/office/2019/extlst" xmlns:r="http://schemas.openxmlformats.org/officeDocument/2006/relationships" xmlns:m="http://schemas.openxmlformats.org/officeDocument/2006/math" xmlns:v="urn:schemas-microsoft-com:vml" xmlns:wp14="http://schemas.microsoft.com/office/word/2010/wordprocessingDrawing" xmlns:wp="http://schemas.openxmlformats.org/drawingml/2006/wordprocessingDrawing" xmlns:w10="urn:schemas-microsoft-com:office:word" xmlns:w="http://schemas.openxmlformats.org/wordprocessingml/2006/main" xmlns:w14="http://schemas.microsoft.com/office/word/2010/wordml" xmlns:w15="http://schemas.microsoft.com/office/word/2012/wordml" xmlns:w16cei="http://schemas.microsoft.com/office/word/2026/wordml/cei" xmlns:w16cex="http://schemas.microsoft.com/office/word/2018/wordml/cex" xmlns:w16cid="http://schemas.microsoft.com/office/word/2016/wordml/cid" xmlns:w16="http://schemas.microsoft.com/office/word/2018/wordml" xmlns:w16du="http://schemas.microsoft.com/office/word/2023/wordml/word16du" xmlns:w16sdtdh="http://schemas.microsoft.com/office/word/2020/wordml/sdtdatahash" xmlns:w16sdtfl="http://schemas.microsoft.com/office/word/2024/wordml/sdtformatlock" xmlns:w16se="http://schemas.microsoft.com/office/word/2015/wordml/symex" xmlns:wpg="http://schemas.microsoft.com/office/word/2010/wordprocessingGroup" xmlns:wpi="http://schemas.microsoft.com/office/word/2010/wordprocessingInk" xmlns:wne="http://schemas.microsoft.com/office/word/2006/wordml" xmlns:wps="http://schemas.microsoft.com/office/word/2010/wordprocessingShape" mc:Ignorable="w14 w15 w16se w16cid w16 w16cex w16sdtdh w16sdtfl w16du wp14">
+<w:document xmlns:wpc="http://schemas.microsoft.com/office/word/2010/wordprocessingCanvas" xmlns:cx="http://schemas.microsoft.com/office/drawing/2014/chartex" xmlns:cx1="http://schemas.microsoft.com/office/drawing/2015/9/8/chartex" xmlns:cx2="http://schemas.microsoft.com/office/drawing/2015/10/21/chartex" xmlns:cx3="http://schemas.microsoft.com/office/drawing/2016/5/9/chartex" xmlns:cx4="http://schemas.microsoft.com/office/drawing/2016/5/10/chartex" xmlns:cx5="http://schemas.microsoft.com/office/drawing/2016/5/11/chartex" xmlns:cx6="http://schemas.microsoft.com/office/drawing/2016/5/12/chartex" xmlns:cx7="http://schemas.microsoft.com/office/drawing/2016/5/13/chartex" xmlns:cx8="http://schemas.microsoft.com/office/drawing/2016/5/14/chartex" xmlns:mc="http://schemas.openxmlformats.org/markup-compatibility/2006" xmlns:aink="http://schemas.microsoft.com/office/drawing/2016/ink" xmlns:am3d="http://schemas.microsoft.com/office/drawing/2017/model3d" xmlns:o="urn:schemas-microsoft-com:office:office" xmlns:oel="http://schemas.microsoft.com/office/2019/extlst" xmlns:r="http://schemas.openxmlformats.org/officeDocument/2006/relationships" xmlns:m="http://schemas.openxmlformats.org/officeDocument/2006/math" xmlns:v="urn:schemas-microsoft-com:vml" xmlns:wp14="http://schemas.microsoft.com/office/word/2010/wordprocessingDrawing" xmlns:wp="http://schemas.openxmlformats.org/drawingml/2006/wordprocessingDrawing" xmlns:w10="urn:schemas-microsoft-com:office:word" xmlns:w="http://schemas.openxmlformats.org/wordprocessingml/2006/main" xmlns:w14="http://schemas.microsoft.com/office/word/2010/wordml" xmlns:w15="http://schemas.microsoft.com/office/word/2012/wordml" xmlns:w16cex="http://schemas.microsoft.com/office/word/2018/wordml/cex" xmlns:w16cid="http://schemas.microsoft.com/office/word/2016/wordml/cid" xmlns:w16="http://schemas.microsoft.com/office/word/2018/wordml" xmlns:w16du="http://schemas.microsoft.com/office/word/2023/wordml/word16du" xmlns:w16sdtdh="http://schemas.microsoft.com/office/word/2020/wordml/sdtdatahash" xmlns:w16sdtfl="http://schemas.microsoft.com/office/word/2024/wordml/sdtformatlock" xmlns:w16se="http://schemas.microsoft.com/office/word/2015/wordml/symex" xmlns:wpg="http://schemas.microsoft.com/office/word/2010/wordprocessingGroup" xmlns:wpi="http://schemas.microsoft.com/office/word/2010/wordprocessingInk" xmlns:wne="http://schemas.microsoft.com/office/word/2006/wordml" xmlns:wps="http://schemas.microsoft.com/office/word/2010/wordprocessingShape" mc:Ignorable="w14 w15 w16se w16cid w16 w16cex w16sdtdh w16sdtfl w16du wp14">
   <w:body>
     <w:p>
       <w:pPr>
@@ -3959,20 +3959,12 @@
     </w:p>
     <w:p>
       <w:pPr>
-        <w:rPr>
-          <w:b/>
-          <w:bCs/>
-          <w:lang w:val="sv-SE"/>
-        </w:rPr>
-      </w:pPr>
-      <w:r>
-        <w:rPr>
-          <w:b/>
-          <w:bCs/>
-          <w:lang w:val="sv-SE"/>
-        </w:rPr>
-        <w:t>Langkah 6: Portofolio Utama Skala Industri (Bulan 6)</w:t>
-      </w:r>
+        <w:ind w:left="1440"/>
+        <w:rPr>
+          <w:b/>
+          <w:bCs/>
+        </w:rPr>
+      </w:pPr>
     </w:p>
     <w:p>
       <w:pPr>
@@ -3989,6 +3981,23 @@
           <w:lang w:val="sv-SE"/>
         </w:rPr>
         <w:lastRenderedPageBreak/>
+        <w:t>Langkah 6: Portofolio Utama Skala Industri (Bulan 6)</w:t>
+      </w:r>
+    </w:p>
+    <w:p>
+      <w:pPr>
+        <w:rPr>
+          <w:b/>
+          <w:bCs/>
+          <w:lang w:val="sv-SE"/>
+        </w:rPr>
+      </w:pPr>
+      <w:r>
+        <w:rPr>
+          <w:b/>
+          <w:bCs/>
+          <w:lang w:val="sv-SE"/>
+        </w:rPr>
         <w:t>Prinsip Praktik: Membangun 2 proyek berkelas dunia yang membuktikan Anda siap kerja.</w:t>
       </w:r>
     </w:p>
@@ -4339,23 +4348,7 @@
           <w:b/>
           <w:bCs/>
         </w:rPr>
-        <w:t xml:space="preserve"> </w:t>
-      </w:r>
-      <w:proofErr w:type="spellStart"/>
-      <w:r>
-        <w:rPr>
-          <w:b/>
-          <w:bCs/>
-        </w:rPr>
-        <w:t>Inggris</w:t>
-      </w:r>
-      <w:proofErr w:type="spellEnd"/>
-      <w:r>
-        <w:rPr>
-          <w:b/>
-          <w:bCs/>
-        </w:rPr>
-        <w:t xml:space="preserve">. </w:t>
+        <w:t xml:space="preserve"> Inggris. </w:t>
       </w:r>
       <w:proofErr w:type="spellStart"/>
       <w:r>
@@ -5095,23 +5088,7 @@
           <w:b/>
           <w:bCs/>
         </w:rPr>
-        <w:t xml:space="preserve"> </w:t>
-      </w:r>
-      <w:proofErr w:type="spellStart"/>
-      <w:r>
-        <w:rPr>
-          <w:b/>
-          <w:bCs/>
-        </w:rPr>
-        <w:t>Inggris</w:t>
-      </w:r>
-      <w:proofErr w:type="spellEnd"/>
-      <w:r>
-        <w:rPr>
-          <w:b/>
-          <w:bCs/>
-        </w:rPr>
-        <w:t xml:space="preserve">, </w:t>
+        <w:t xml:space="preserve"> Inggris, </w:t>
       </w:r>
       <w:proofErr w:type="spellStart"/>
       <w:r>
@@ -5332,7 +5309,6 @@
     </w:p>
     <w:p>
       <w:r>
-        <w:lastRenderedPageBreak/>
         <w:t>LATIHAN</w:t>
       </w:r>
     </w:p>
@@ -5348,7 +5324,7 @@
 </file>
 
 <file path=word/numbering.xml><?xml version="1.0" encoding="utf-8"?>
-<w:numbering xmlns:wpc="http://schemas.microsoft.com/office/word/2010/wordprocessingCanvas" xmlns:cx="http://schemas.microsoft.com/office/drawing/2014/chartex" xmlns:cx1="http://schemas.microsoft.com/office/drawing/2015/9/8/chartex" xmlns:cx2="http://schemas.microsoft.com/office/drawing/2015/10/21/chartex" xmlns:cx3="http://schemas.microsoft.com/office/drawing/2016/5/9/chartex" xmlns:cx4="http://schemas.microsoft.com/office/drawing/2016/5/10/chartex" xmlns:cx5="http://schemas.microsoft.com/office/drawing/2016/5/11/chartex" xmlns:cx6="http://schemas.microsoft.com/office/drawing/2016/5/12/chartex" xmlns:cx7="http://schemas.microsoft.com/office/drawing/2016/5/13/chartex" xmlns:cx8="http://schemas.microsoft.com/office/drawing/2016/5/14/chartex" xmlns:mc="http://schemas.openxmlformats.org/markup-compatibility/2006" xmlns:aink="http://schemas.microsoft.com/office/drawing/2016/ink" xmlns:am3d="http://schemas.microsoft.com/office/drawing/2017/model3d" xmlns:o="urn:schemas-microsoft-com:office:office" xmlns:oel="http://schemas.microsoft.com/office/2019/extlst" xmlns:r="http://schemas.openxmlformats.org/officeDocument/2006/relationships" xmlns:m="http://schemas.openxmlformats.org/officeDocument/2006/math" xmlns:v="urn:schemas-microsoft-com:vml" xmlns:wp14="http://schemas.microsoft.com/office/word/2010/wordprocessingDrawing" xmlns:wp="http://schemas.openxmlformats.org/drawingml/2006/wordprocessingDrawing" xmlns:w10="urn:schemas-microsoft-com:office:word" xmlns:w="http://schemas.openxmlformats.org/wordprocessingml/2006/main" xmlns:w14="http://schemas.microsoft.com/office/word/2010/wordml" xmlns:w15="http://schemas.microsoft.com/office/word/2012/wordml" xmlns:w16cei="http://schemas.microsoft.com/office/word/2026/wordml/cei" xmlns:w16cex="http://schemas.microsoft.com/office/word/2018/wordml/cex" xmlns:w16cid="http://schemas.microsoft.com/office/word/2016/wordml/cid" xmlns:w16="http://schemas.microsoft.com/office/word/2018/wordml" xmlns:w16du="http://schemas.microsoft.com/office/word/2023/wordml/word16du" xmlns:w16sdtdh="http://schemas.microsoft.com/office/word/2020/wordml/sdtdatahash" xmlns:w16sdtfl="http://schemas.microsoft.com/office/word/2024/wordml/sdtformatlock" xmlns:w16se="http://schemas.microsoft.com/office/word/2015/wordml/symex" xmlns:wpg="http://schemas.microsoft.com/office/word/2010/wordprocessingGroup" xmlns:wpi="http://schemas.microsoft.com/office/word/2010/wordprocessingInk" xmlns:wne="http://schemas.microsoft.com/office/word/2006/wordml" xmlns:wps="http://schemas.microsoft.com/office/word/2010/wordprocessingShape" mc:Ignorable="w14 w15 w16se w16cid w16 w16cex w16sdtdh w16sdtfl w16du wp14">
+<w:numbering xmlns:wpc="http://schemas.microsoft.com/office/word/2010/wordprocessingCanvas" xmlns:cx="http://schemas.microsoft.com/office/drawing/2014/chartex" xmlns:cx1="http://schemas.microsoft.com/office/drawing/2015/9/8/chartex" xmlns:cx2="http://schemas.microsoft.com/office/drawing/2015/10/21/chartex" xmlns:cx3="http://schemas.microsoft.com/office/drawing/2016/5/9/chartex" xmlns:cx4="http://schemas.microsoft.com/office/drawing/2016/5/10/chartex" xmlns:cx5="http://schemas.microsoft.com/office/drawing/2016/5/11/chartex" xmlns:cx6="http://schemas.microsoft.com/office/drawing/2016/5/12/chartex" xmlns:cx7="http://schemas.microsoft.com/office/drawing/2016/5/13/chartex" xmlns:cx8="http://schemas.microsoft.com/office/drawing/2016/5/14/chartex" xmlns:mc="http://schemas.openxmlformats.org/markup-compatibility/2006" xmlns:aink="http://schemas.microsoft.com/office/drawing/2016/ink" xmlns:am3d="http://schemas.microsoft.com/office/drawing/2017/model3d" xmlns:o="urn:schemas-microsoft-com:office:office" xmlns:oel="http://schemas.microsoft.com/office/2019/extlst" xmlns:r="http://schemas.openxmlformats.org/officeDocument/2006/relationships" xmlns:m="http://schemas.openxmlformats.org/officeDocument/2006/math" xmlns:v="urn:schemas-microsoft-com:vml" xmlns:wp14="http://schemas.microsoft.com/office/word/2010/wordprocessingDrawing" xmlns:wp="http://schemas.openxmlformats.org/drawingml/2006/wordprocessingDrawing" xmlns:w10="urn:schemas-microsoft-com:office:word" xmlns:w="http://schemas.openxmlformats.org/wordprocessingml/2006/main" xmlns:w14="http://schemas.microsoft.com/office/word/2010/wordml" xmlns:w15="http://schemas.microsoft.com/office/word/2012/wordml" xmlns:w16cex="http://schemas.microsoft.com/office/word/2018/wordml/cex" xmlns:w16cid="http://schemas.microsoft.com/office/word/2016/wordml/cid" xmlns:w16="http://schemas.microsoft.com/office/word/2018/wordml" xmlns:w16du="http://schemas.microsoft.com/office/word/2023/wordml/word16du" xmlns:w16sdtdh="http://schemas.microsoft.com/office/word/2020/wordml/sdtdatahash" xmlns:w16sdtfl="http://schemas.microsoft.com/office/word/2024/wordml/sdtformatlock" xmlns:w16se="http://schemas.microsoft.com/office/word/2015/wordml/symex" xmlns:wpg="http://schemas.microsoft.com/office/word/2010/wordprocessingGroup" xmlns:wpi="http://schemas.microsoft.com/office/word/2010/wordprocessingInk" xmlns:wne="http://schemas.microsoft.com/office/word/2006/wordml" xmlns:wps="http://schemas.microsoft.com/office/word/2010/wordprocessingShape" mc:Ignorable="w14 w15 w16se w16cid w16 w16cex w16sdtdh w16sdtfl w16du wp14">
   <w:abstractNum w:abstractNumId="0" w15:restartNumberingAfterBreak="0">
     <w:nsid w:val="01816C36"/>
     <w:multiLevelType w:val="multilevel"/>

--- a/SILABUS PROGRAMER.docx
+++ b/SILABUS PROGRAMER.docx
@@ -589,13 +589,15 @@
         <w:rPr>
           <w:b/>
           <w:bCs/>
-        </w:rPr>
-      </w:pPr>
-      <w:proofErr w:type="spellStart"/>
-      <w:r>
-        <w:rPr>
-          <w:b/>
-          <w:bCs/>
+          <w:color w:val="4EA72E" w:themeColor="accent6"/>
+        </w:rPr>
+      </w:pPr>
+      <w:proofErr w:type="spellStart"/>
+      <w:r>
+        <w:rPr>
+          <w:b/>
+          <w:bCs/>
+          <w:color w:val="4EA72E" w:themeColor="accent6"/>
         </w:rPr>
         <w:t>Minggu</w:t>
       </w:r>
@@ -604,6 +606,7 @@
         <w:rPr>
           <w:b/>
           <w:bCs/>
+          <w:color w:val="4EA72E" w:themeColor="accent6"/>
         </w:rPr>
         <w:t xml:space="preserve"> 5: Logika Dasar &amp; DOM Manipulation</w:t>
       </w:r>

--- a/SILABUS PROGRAMER.docx
+++ b/SILABUS PROGRAMER.docx
@@ -7,6 +7,7 @@
         <w:rPr>
           <w:b/>
           <w:bCs/>
+          <w:color w:val="4EA72E" w:themeColor="accent6"/>
           <w:lang w:val="sv-SE"/>
         </w:rPr>
       </w:pPr>
@@ -14,6 +15,7 @@
         <w:rPr>
           <w:b/>
           <w:bCs/>
+          <w:color w:val="4EA72E" w:themeColor="accent6"/>
           <w:lang w:val="sv-SE"/>
         </w:rPr>
         <w:t>Langkah 1: Fondasi HTML &amp; CSS Modern (Bulan 1)</w:t>
@@ -551,6 +553,7 @@
         <w:rPr>
           <w:b/>
           <w:bCs/>
+          <w:color w:val="4EA72E" w:themeColor="accent6"/>
           <w:lang w:val="sv-SE"/>
         </w:rPr>
       </w:pPr>
@@ -558,6 +561,7 @@
         <w:rPr>
           <w:b/>
           <w:bCs/>
+          <w:color w:val="4EA72E" w:themeColor="accent6"/>
           <w:lang w:val="sv-SE"/>
         </w:rPr>
         <w:t>Langkah 2: JavaScript ES6+ &amp; DOM Interactivity (Bulan 2)</w:t>
@@ -885,13 +889,15 @@
         <w:rPr>
           <w:b/>
           <w:bCs/>
-        </w:rPr>
-      </w:pPr>
-      <w:proofErr w:type="spellStart"/>
-      <w:r>
-        <w:rPr>
-          <w:b/>
-          <w:bCs/>
+          <w:color w:val="4EA72E" w:themeColor="accent6"/>
+        </w:rPr>
+      </w:pPr>
+      <w:proofErr w:type="spellStart"/>
+      <w:r>
+        <w:rPr>
+          <w:b/>
+          <w:bCs/>
+          <w:color w:val="4EA72E" w:themeColor="accent6"/>
         </w:rPr>
         <w:t>Minggu</w:t>
       </w:r>
@@ -900,6 +906,7 @@
         <w:rPr>
           <w:b/>
           <w:bCs/>
+          <w:color w:val="4EA72E" w:themeColor="accent6"/>
         </w:rPr>
         <w:t xml:space="preserve"> 6: Array/Object Methods &amp; </w:t>
       </w:r>
@@ -908,6 +915,7 @@
         <w:rPr>
           <w:b/>
           <w:bCs/>
+          <w:color w:val="4EA72E" w:themeColor="accent6"/>
         </w:rPr>
         <w:t>LocalStorage</w:t>
       </w:r>
@@ -1242,13 +1250,15 @@
         <w:rPr>
           <w:b/>
           <w:bCs/>
-        </w:rPr>
-      </w:pPr>
-      <w:proofErr w:type="spellStart"/>
-      <w:r>
-        <w:rPr>
-          <w:b/>
-          <w:bCs/>
+          <w:color w:val="4EA72E" w:themeColor="accent6"/>
+        </w:rPr>
+      </w:pPr>
+      <w:proofErr w:type="spellStart"/>
+      <w:r>
+        <w:rPr>
+          <w:b/>
+          <w:bCs/>
+          <w:color w:val="4EA72E" w:themeColor="accent6"/>
         </w:rPr>
         <w:lastRenderedPageBreak/>
         <w:t>Minggu</w:t>
@@ -1258,6 +1268,7 @@
         <w:rPr>
           <w:b/>
           <w:bCs/>
+          <w:color w:val="4EA72E" w:themeColor="accent6"/>
         </w:rPr>
         <w:t xml:space="preserve"> 7: Asynchronous JS &amp; Fetch API</w:t>
       </w:r>
